--- a/详细设置 -- OpenClash的设置、订阅及分流策略手工设置.docx
+++ b/详细设置 -- OpenClash的设置、订阅及分流策略手工设置.docx
@@ -11,23 +11,21 @@
           <w:szCs w:val="36"/>
         </w:rPr>
       </w:pPr>
-      <w:proofErr w:type="spellStart"/>
       <w:r>
         <w:rPr>
           <w:rFonts w:asciiTheme="minorEastAsia" w:hAnsiTheme="minorEastAsia" w:hint="eastAsia"/>
           <w:sz w:val="36"/>
           <w:szCs w:val="36"/>
         </w:rPr>
-        <w:t>OpenClash</w:t>
-      </w:r>
-      <w:proofErr w:type="spellEnd"/>
+        <w:t>OpenClash的</w:t>
+      </w:r>
       <w:r>
         <w:rPr>
           <w:rFonts w:asciiTheme="minorEastAsia" w:hAnsiTheme="minorEastAsia" w:hint="eastAsia"/>
           <w:sz w:val="36"/>
           <w:szCs w:val="36"/>
         </w:rPr>
-        <w:t>的</w:t>
+        <w:t>配置、</w:t>
       </w:r>
       <w:r>
         <w:rPr>
@@ -35,7 +33,7 @@
           <w:sz w:val="36"/>
           <w:szCs w:val="36"/>
         </w:rPr>
-        <w:t>配置、</w:t>
+        <w:t>订阅及</w:t>
       </w:r>
       <w:r>
         <w:rPr>
@@ -43,14 +41,6 @@
           <w:sz w:val="36"/>
           <w:szCs w:val="36"/>
         </w:rPr>
-        <w:t>订阅及</w:t>
-      </w:r>
-      <w:r>
-        <w:rPr>
-          <w:rFonts w:asciiTheme="minorEastAsia" w:hAnsiTheme="minorEastAsia" w:hint="eastAsia"/>
-          <w:sz w:val="36"/>
-          <w:szCs w:val="36"/>
-        </w:rPr>
         <w:t>分流策略等设置</w:t>
       </w:r>
     </w:p>
@@ -69,7 +59,6 @@
         </w:rPr>
         <w:t>一、</w:t>
       </w:r>
-      <w:proofErr w:type="spellStart"/>
       <w:r>
         <w:rPr>
           <w:rFonts w:hint="eastAsia"/>
@@ -85,7 +74,6 @@
         </w:rPr>
         <w:t>enClsh</w:t>
       </w:r>
-      <w:proofErr w:type="spellEnd"/>
       <w:r>
         <w:rPr>
           <w:sz w:val="28"/>
@@ -269,7 +257,6 @@
         </w:rPr>
         <w:t>二、</w:t>
       </w:r>
-      <w:proofErr w:type="spellStart"/>
       <w:r>
         <w:rPr>
           <w:rFonts w:hint="eastAsia"/>
@@ -285,7 +272,6 @@
         </w:rPr>
         <w:t>enClsh</w:t>
       </w:r>
-      <w:proofErr w:type="spellEnd"/>
       <w:r>
         <w:rPr>
           <w:sz w:val="28"/>
@@ -323,11 +309,9 @@
       <w:r>
         <w:t>假设：</w:t>
       </w:r>
-      <w:proofErr w:type="spellStart"/>
       <w:r>
         <w:t>OpenWrt</w:t>
       </w:r>
-      <w:proofErr w:type="spellEnd"/>
       <w:r>
         <w:t>路由器</w:t>
       </w:r>
@@ -422,9 +406,6 @@
     <w:p>
       <w:pPr>
         <w:ind w:firstLineChars="200" w:firstLine="420"/>
-        <w:rPr>
-          <w:rFonts w:hint="eastAsia"/>
-        </w:rPr>
       </w:pPr>
       <w:r>
         <w:rPr>
@@ -561,7 +542,6 @@
         </w:rPr>
         <w:t>劫持：选择使用</w:t>
       </w:r>
-      <w:proofErr w:type="spellStart"/>
       <w:r>
         <w:rPr>
           <w:rFonts w:hint="eastAsia"/>
@@ -571,7 +551,6 @@
       <w:r>
         <w:t>nsmasq</w:t>
       </w:r>
-      <w:proofErr w:type="spellEnd"/>
       <w:r>
         <w:t>转发；</w:t>
       </w:r>
@@ -637,9 +616,6 @@
     <w:p>
       <w:pPr>
         <w:ind w:firstLineChars="200" w:firstLine="420"/>
-        <w:rPr>
-          <w:rFonts w:hint="eastAsia"/>
-        </w:rPr>
       </w:pPr>
       <w:r>
         <w:rPr>
@@ -647,14 +623,12 @@
         </w:rPr>
         <w:t>更新</w:t>
       </w:r>
-      <w:proofErr w:type="spellStart"/>
       <w:r>
         <w:rPr>
           <w:rFonts w:hint="eastAsia"/>
         </w:rPr>
         <w:t>Zashboard</w:t>
       </w:r>
-      <w:proofErr w:type="spellEnd"/>
       <w:r>
         <w:rPr>
           <w:rFonts w:hint="eastAsia"/>
@@ -704,7 +678,6 @@
         </w:rPr>
         <w:t>自动更新</w:t>
       </w:r>
-      <w:proofErr w:type="spellStart"/>
       <w:r>
         <w:rPr>
           <w:rFonts w:hint="eastAsia"/>
@@ -712,11 +685,7 @@
         <w:t>G</w:t>
       </w:r>
       <w:r>
-        <w:t>eoIP</w:t>
-      </w:r>
-      <w:proofErr w:type="spellEnd"/>
-      <w:r>
-        <w:t xml:space="preserve"> MMDB</w:t>
+        <w:t>eoIP MMDB</w:t>
       </w:r>
       <w:r>
         <w:t>数据库</w:t>
@@ -750,7 +719,6 @@
         </w:rPr>
         <w:t>自动更新</w:t>
       </w:r>
-      <w:proofErr w:type="spellStart"/>
       <w:r>
         <w:rPr>
           <w:rFonts w:hint="eastAsia"/>
@@ -758,11 +726,7 @@
         <w:t>G</w:t>
       </w:r>
       <w:r>
-        <w:t>eoIP</w:t>
-      </w:r>
-      <w:proofErr w:type="spellEnd"/>
-      <w:r>
-        <w:t xml:space="preserve"> Dat</w:t>
+        <w:t>eoIP Dat</w:t>
       </w:r>
       <w:r>
         <w:t>数据库</w:t>
@@ -796,7 +760,6 @@
         </w:rPr>
         <w:t>自动更新</w:t>
       </w:r>
-      <w:proofErr w:type="spellStart"/>
       <w:r>
         <w:rPr>
           <w:rFonts w:hint="eastAsia"/>
@@ -806,7 +769,6 @@
       <w:r>
         <w:t>eoSite</w:t>
       </w:r>
-      <w:proofErr w:type="spellEnd"/>
       <w:r>
         <w:t>数据库</w:t>
       </w:r>
@@ -927,7 +889,6 @@
         <w:lastRenderedPageBreak/>
         <w:t>自动更新</w:t>
       </w:r>
-      <w:proofErr w:type="spellStart"/>
       <w:r>
         <w:rPr>
           <w:rFonts w:hint="eastAsia"/>
@@ -935,11 +896,7 @@
         <w:t>G</w:t>
       </w:r>
       <w:r>
-        <w:t>eoIP</w:t>
-      </w:r>
-      <w:proofErr w:type="spellEnd"/>
-      <w:r>
-        <w:t xml:space="preserve"> MMDB</w:t>
+        <w:t>eoIP MMDB</w:t>
       </w:r>
       <w:r>
         <w:t>数据库</w:t>
@@ -1076,7 +1033,6 @@
         </w:rPr>
         <w:t>三、</w:t>
       </w:r>
-      <w:proofErr w:type="spellStart"/>
       <w:r>
         <w:rPr>
           <w:rFonts w:hint="eastAsia"/>
@@ -1092,7 +1048,6 @@
         </w:rPr>
         <w:t>enClsh</w:t>
       </w:r>
-      <w:proofErr w:type="spellEnd"/>
       <w:r>
         <w:rPr>
           <w:sz w:val="28"/>
@@ -1130,11 +1085,9 @@
       <w:r>
         <w:t>假设：</w:t>
       </w:r>
-      <w:proofErr w:type="spellStart"/>
       <w:r>
         <w:t>OpenWrt</w:t>
       </w:r>
-      <w:proofErr w:type="spellEnd"/>
       <w:r>
         <w:t>路由器</w:t>
       </w:r>
@@ -1313,6 +1266,29 @@
     <w:p>
       <w:pPr>
         <w:ind w:firstLineChars="200" w:firstLine="420"/>
+        <w:rPr>
+          <w:rFonts w:hint="eastAsia"/>
+        </w:rPr>
+      </w:pPr>
+      <w:r>
+        <w:t>Fake-IP</w:t>
+      </w:r>
+      <w:r>
+        <w:rPr>
+          <w:rFonts w:hint="eastAsia"/>
+        </w:rPr>
+        <w:t>地址范围：</w:t>
+      </w:r>
+      <w:r>
+        <w:rPr>
+          <w:rFonts w:hint="eastAsia"/>
+        </w:rPr>
+        <w:t>198.18.0.1/16</w:t>
+      </w:r>
+    </w:p>
+    <w:p>
+      <w:pPr>
+        <w:ind w:firstLineChars="200" w:firstLine="420"/>
       </w:pPr>
       <w:r>
         <w:rPr>
@@ -1374,11 +1350,9 @@
       <w:pPr>
         <w:ind w:firstLineChars="200" w:firstLine="420"/>
       </w:pPr>
-      <w:proofErr w:type="spellStart"/>
       <w:r>
         <w:t>NameServer</w:t>
       </w:r>
-      <w:proofErr w:type="spellEnd"/>
       <w:r>
         <w:t>选择如下选项：</w:t>
       </w:r>
@@ -1388,6 +1362,12 @@
         <w:ind w:firstLineChars="250" w:firstLine="525"/>
       </w:pPr>
       <w:r>
+        <w:rPr>
+          <w:rFonts w:hint="eastAsia"/>
+        </w:rPr>
+        <w:t>取消所以的默认选择后</w:t>
+      </w:r>
+      <w:r>
         <w:t>添加本地宽带运营商</w:t>
       </w:r>
       <w:r>
@@ -1464,11 +1444,9 @@
       <w:pPr>
         <w:ind w:firstLineChars="200" w:firstLine="420"/>
       </w:pPr>
-      <w:proofErr w:type="spellStart"/>
       <w:r>
         <w:t>FallBack</w:t>
       </w:r>
-      <w:proofErr w:type="spellEnd"/>
       <w:r>
         <w:t>选择如下选项：</w:t>
       </w:r>
@@ -1476,9 +1454,6 @@
     <w:p>
       <w:pPr>
         <w:ind w:firstLineChars="300" w:firstLine="630"/>
-        <w:rPr>
-          <w:rFonts w:hint="eastAsia"/>
-        </w:rPr>
       </w:pPr>
       <w:r>
         <w:rPr>
@@ -1497,13 +1472,8 @@
         <w:ind w:firstLineChars="200" w:firstLine="420"/>
       </w:pPr>
       <w:r>
-        <w:t>Default-</w:t>
-      </w:r>
-      <w:proofErr w:type="spellStart"/>
-      <w:r>
-        <w:t>NameServer</w:t>
-      </w:r>
-      <w:proofErr w:type="spellEnd"/>
+        <w:t>Default-NameServer</w:t>
+      </w:r>
       <w:r>
         <w:t>选择如下选项：</w:t>
       </w:r>
@@ -1670,7 +1640,6 @@
         </w:rPr>
         <w:t>四、</w:t>
       </w:r>
-      <w:proofErr w:type="spellStart"/>
       <w:r>
         <w:rPr>
           <w:rFonts w:hint="eastAsia"/>
@@ -1686,7 +1655,6 @@
         </w:rPr>
         <w:t>enClsh</w:t>
       </w:r>
-      <w:proofErr w:type="spellEnd"/>
       <w:r>
         <w:rPr>
           <w:sz w:val="28"/>
@@ -1725,11 +1693,9 @@
         <w:lastRenderedPageBreak/>
         <w:t>假设：</w:t>
       </w:r>
-      <w:proofErr w:type="spellStart"/>
       <w:r>
         <w:t>OpenWrt</w:t>
       </w:r>
-      <w:proofErr w:type="spellEnd"/>
       <w:r>
         <w:t>路由器</w:t>
       </w:r>
@@ -1785,14 +1751,12 @@
         </w:rPr>
         <w:t>例如：</w:t>
       </w:r>
-      <w:proofErr w:type="spellStart"/>
       <w:r>
         <w:rPr>
           <w:rFonts w:hint="eastAsia"/>
         </w:rPr>
         <w:t>XXdl</w:t>
       </w:r>
-      <w:proofErr w:type="spellEnd"/>
       <w:r>
         <w:rPr>
           <w:rFonts w:hint="eastAsia"/>
@@ -1830,7 +1794,6 @@
       <w:r>
         <w:t>选择</w:t>
       </w:r>
-      <w:proofErr w:type="spellStart"/>
       <w:r>
         <w:rPr>
           <w:rFonts w:hint="eastAsia"/>
@@ -1840,7 +1803,6 @@
       <w:r>
         <w:t>lash.meta</w:t>
       </w:r>
-      <w:proofErr w:type="spellEnd"/>
       <w:r>
         <w:t>；</w:t>
       </w:r>
@@ -2085,14 +2047,12 @@
         </w:rPr>
         <w:t>策略</w:t>
       </w:r>
-      <w:proofErr w:type="spellStart"/>
       <w:r>
         <w:rPr>
           <w:rFonts w:hint="eastAsia"/>
         </w:rPr>
         <w:t>ini</w:t>
       </w:r>
-      <w:proofErr w:type="spellEnd"/>
       <w:r>
         <w:rPr>
           <w:rFonts w:hint="eastAsia"/>
@@ -2191,7 +2151,6 @@
       <w:r>
         <w:t>注意：</w:t>
       </w:r>
-      <w:proofErr w:type="spellStart"/>
       <w:r>
         <w:rPr>
           <w:rFonts w:hint="eastAsia"/>
@@ -2201,18 +2160,15 @@
       <w:r>
         <w:t>enClsh</w:t>
       </w:r>
-      <w:proofErr w:type="spellEnd"/>
       <w:r>
         <w:t>重新启动后在</w:t>
       </w:r>
-      <w:proofErr w:type="spellStart"/>
       <w:r>
         <w:rPr>
           <w:rFonts w:hint="eastAsia"/>
         </w:rPr>
         <w:t>Zashboard</w:t>
       </w:r>
-      <w:proofErr w:type="spellEnd"/>
       <w:r>
         <w:t>面板代理菜单下需进行节点</w:t>
       </w:r>
@@ -2222,7 +2178,6 @@
       <w:r>
         <w:t>（只有选择后才能按照</w:t>
       </w:r>
-      <w:proofErr w:type="spellStart"/>
       <w:r>
         <w:rPr>
           <w:rFonts w:hint="eastAsia"/>
@@ -2232,7 +2187,6 @@
       <w:r>
         <w:t>ni</w:t>
       </w:r>
-      <w:proofErr w:type="spellEnd"/>
       <w:r>
         <w:t>配置文件的分流规则进行上网）</w:t>
       </w:r>
